--- a/docs/charter/PROJECT_CHARTER_PLAN_ROADMAP.docx
+++ b/docs/charter/PROJECT_CHARTER_PLAN_ROADMAP.docx
@@ -376,9 +376,9 @@
       </w:tblPr>
       <w:tblGrid>
         <w:gridCol w:w="720"/>
-        <w:gridCol w:w="4090"/>
+        <w:gridCol w:w="4341"/>
         <w:gridCol w:w="2255"/>
-        <w:gridCol w:w="2295"/>
+        <w:gridCol w:w="2044"/>
       </w:tblGrid>
       <w:tr>
         <w:trPr>
@@ -398,7 +398,7 @@
         </w:tc>
         <w:tc>
           <w:tcPr>
-            <w:tcW w:w="4090" w:type="dxa"/>
+            <w:tcW w:w="4341" w:type="dxa"/>
             <w:shd w:val="clear" w:color="auto" w:fill="F2F2F2"/>
           </w:tcPr>
           <w:p>
@@ -422,7 +422,7 @@
         </w:tc>
         <w:tc>
           <w:tcPr>
-            <w:tcW w:w="2295" w:type="dxa"/>
+            <w:tcW w:w="2044" w:type="dxa"/>
             <w:shd w:val="clear" w:color="auto" w:fill="F2F2F2"/>
           </w:tcPr>
           <w:p>
@@ -447,7 +447,7 @@
         </w:tc>
         <w:tc>
           <w:tcPr>
-            <w:tcW w:w="4090" w:type="dxa"/>
+            <w:tcW w:w="4341" w:type="dxa"/>
           </w:tcPr>
           <w:p>
             <w:pPr/>
@@ -469,7 +469,7 @@
         </w:tc>
         <w:tc>
           <w:tcPr>
-            <w:tcW w:w="2295" w:type="dxa"/>
+            <w:tcW w:w="2044" w:type="dxa"/>
           </w:tcPr>
           <w:p>
             <w:pPr/>
@@ -493,12 +493,12 @@
         </w:tc>
         <w:tc>
           <w:tcPr>
-            <w:tcW w:w="4090" w:type="dxa"/>
-          </w:tcPr>
-          <w:p>
-            <w:pPr/>
-            <w:r>
-              <w:t xml:space="preserve">10-category framework + scoring model</w:t>
+            <w:tcW w:w="4341" w:type="dxa"/>
+          </w:tcPr>
+          <w:p>
+            <w:pPr/>
+            <w:r>
+              <w:t xml:space="preserve">12-category framework + scoring models</w:t>
             </w:r>
           </w:p>
         </w:tc>
@@ -515,7 +515,7 @@
         </w:tc>
         <w:tc>
           <w:tcPr>
-            <w:tcW w:w="2295" w:type="dxa"/>
+            <w:tcW w:w="2044" w:type="dxa"/>
           </w:tcPr>
           <w:p>
             <w:pPr/>
@@ -539,7 +539,7 @@
         </w:tc>
         <w:tc>
           <w:tcPr>
-            <w:tcW w:w="4090" w:type="dxa"/>
+            <w:tcW w:w="4341" w:type="dxa"/>
           </w:tcPr>
           <w:p>
             <w:pPr/>
@@ -561,12 +561,12 @@
         </w:tc>
         <w:tc>
           <w:tcPr>
-            <w:tcW w:w="2295" w:type="dxa"/>
-          </w:tcPr>
-          <w:p>
-            <w:pPr/>
-            <w:r>
-              <w:t xml:space="preserve">Done (v2, 23 pages)</w:t>
+            <w:tcW w:w="2044" w:type="dxa"/>
+          </w:tcPr>
+          <w:p>
+            <w:pPr/>
+            <w:r>
+              <w:t xml:space="preserve">Done (v2.1 with trained ML model, 24 pages)</w:t>
             </w:r>
           </w:p>
         </w:tc>
@@ -585,7 +585,7 @@
         </w:tc>
         <w:tc>
           <w:tcPr>
-            <w:tcW w:w="4090" w:type="dxa"/>
+            <w:tcW w:w="4341" w:type="dxa"/>
           </w:tcPr>
           <w:p>
             <w:pPr/>
@@ -607,7 +607,7 @@
         </w:tc>
         <w:tc>
           <w:tcPr>
-            <w:tcW w:w="2295" w:type="dxa"/>
+            <w:tcW w:w="2044" w:type="dxa"/>
           </w:tcPr>
           <w:p>
             <w:pPr/>
@@ -1495,8 +1495,8 @@
       </w:tblPr>
       <w:tblGrid>
         <w:gridCol w:w="3100"/>
-        <w:gridCol w:w="3951"/>
-        <w:gridCol w:w="2309"/>
+        <w:gridCol w:w="3714"/>
+        <w:gridCol w:w="2546"/>
       </w:tblGrid>
       <w:tr>
         <w:trPr>
@@ -1516,7 +1516,7 @@
         </w:tc>
         <w:tc>
           <w:tcPr>
-            <w:tcW w:w="3951" w:type="dxa"/>
+            <w:tcW w:w="3714" w:type="dxa"/>
             <w:shd w:val="clear" w:color="auto" w:fill="F2F2F2"/>
           </w:tcPr>
           <w:p>
@@ -1528,13 +1528,13 @@
         </w:tc>
         <w:tc>
           <w:tcPr>
-            <w:tcW w:w="2309" w:type="dxa"/>
+            <w:tcW w:w="2546" w:type="dxa"/>
             <w:shd w:val="clear" w:color="auto" w:fill="F2F2F2"/>
           </w:tcPr>
           <w:p>
             <w:pPr/>
             <w:r>
-              <w:t xml:space="preserve">Weight in ensemble</w:t>
+              <w:t xml:space="preserve">Weight in rules model</w:t>
             </w:r>
           </w:p>
         </w:tc>
@@ -1553,7 +1553,7 @@
         </w:tc>
         <w:tc>
           <w:tcPr>
-            <w:tcW w:w="3951" w:type="dxa"/>
+            <w:tcW w:w="3714" w:type="dxa"/>
           </w:tcPr>
           <w:p>
             <w:pPr/>
@@ -1564,7 +1564,7 @@
         </w:tc>
         <w:tc>
           <w:tcPr>
-            <w:tcW w:w="2309" w:type="dxa"/>
+            <w:tcW w:w="2546" w:type="dxa"/>
           </w:tcPr>
           <w:p>
             <w:pPr/>
@@ -1588,7 +1588,7 @@
         </w:tc>
         <w:tc>
           <w:tcPr>
-            <w:tcW w:w="3951" w:type="dxa"/>
+            <w:tcW w:w="3714" w:type="dxa"/>
           </w:tcPr>
           <w:p>
             <w:pPr/>
@@ -1599,7 +1599,7 @@
         </w:tc>
         <w:tc>
           <w:tcPr>
-            <w:tcW w:w="2309" w:type="dxa"/>
+            <w:tcW w:w="2546" w:type="dxa"/>
           </w:tcPr>
           <w:p>
             <w:pPr/>
@@ -1623,18 +1623,18 @@
         </w:tc>
         <w:tc>
           <w:tcPr>
-            <w:tcW w:w="3951" w:type="dxa"/>
-          </w:tcPr>
-          <w:p>
-            <w:pPr/>
-            <w:r>
-              <w:t xml:space="preserve">A: P 40%+, FS 70+, bear 0.45x+ · B: P 40%+ otherwise · C: 30–39% · D: 20–29% · E: under 20%</w:t>
-            </w:r>
-          </w:p>
-        </w:tc>
-        <w:tc>
-          <w:tcPr>
-            <w:tcW w:w="2309" w:type="dxa"/>
+            <w:tcW w:w="3714" w:type="dxa"/>
+          </w:tcPr>
+          <w:p>
+            <w:pPr/>
+            <w:r>
+              <w:t xml:space="preserve">Applied to the final score (50% rules + 50% trained ML model). A: 30%+, FS 70+, ML loss risk 15% or less · B: 30%+ otherwise · C: 25–29% · D: 18–24% · E: under 18%</w:t>
+            </w:r>
+          </w:p>
+        </w:tc>
+        <w:tc>
+          <w:tcPr>
+            <w:tcW w:w="2546" w:type="dxa"/>
           </w:tcPr>
           <w:p>
             <w:pPr/>
@@ -3078,6 +3078,116 @@
         <w:rPr>
           <w:b/>
         </w:rPr>
+        <w:t xml:space="preserve">Delivery workflow (standing rule from the sponsor, Oct 29, 2026).</w:t>
+      </w:r>
+      <w:r>
+        <w:t xml:space="preserve"> After completing any request in this project, Claude finishes in this order:</w:t>
+      </w:r>
+    </w:p>
+    <w:p>
+      <w:pPr>
+        <w:pStyle w:val="ListParagraph"/>
+        <w:numPr>
+          <w:ilvl w:val="0"/>
+          <w:numId w:val="12"/>
+        </w:numPr>
+      </w:pPr>
+      <w:r>
+        <w:rPr>
+          <w:b/>
+        </w:rPr>
+        <w:t xml:space="preserve">Local GitHub folder first:</w:t>
+      </w:r>
+      <w:r>
+        <w:t xml:space="preserve"> save all relevant information and data to </w:t>
+      </w:r>
+      <w:r>
+        <w:rPr>
+          <w:rStyle w:val="CodeChar"/>
+        </w:rPr>
+        <w:t xml:space="preserve">~/Documents/GitHub/p12-best-stocks-investment</w:t>
+      </w:r>
+      <w:r>
+        <w:t xml:space="preserve"> (reports, docs, data, scripts, results, chat notes), updating </w:t>
+      </w:r>
+      <w:r>
+        <w:rPr>
+          <w:rStyle w:val="CodeChar"/>
+        </w:rPr>
+        <w:t xml:space="preserve">README.md</w:t>
+      </w:r>
+      <w:r>
+        <w:t xml:space="preserve"> and the checksum manifest.</w:t>
+      </w:r>
+    </w:p>
+    <w:p>
+      <w:pPr>
+        <w:pStyle w:val="ListParagraph"/>
+        <w:numPr>
+          <w:ilvl w:val="0"/>
+          <w:numId w:val="12"/>
+        </w:numPr>
+      </w:pPr>
+      <w:r>
+        <w:rPr>
+          <w:b/>
+        </w:rPr>
+        <w:t xml:space="preserve">GitHub second:</w:t>
+      </w:r>
+      <w:r>
+        <w:t xml:space="preserve"> save the same changes to </w:t>
+      </w:r>
+      <w:hyperlink r:id="rId4" w:history="1">
+        <w:r>
+          <w:rPr>
+            <w:rStyle w:val="Hyperlink"/>
+          </w:rPr>
+          <w:t xml:space="preserve">hamidf2024/p12-best-stocks-investment</w:t>
+        </w:r>
+      </w:hyperlink>
+      <w:r>
+        <w:t xml:space="preserve">, so the sponsor can clone them.</w:t>
+      </w:r>
+    </w:p>
+    <w:p>
+      <w:pPr>
+        <w:pStyle w:val="ListParagraph"/>
+        <w:numPr>
+          <w:ilvl w:val="0"/>
+          <w:numId w:val="12"/>
+        </w:numPr>
+      </w:pPr>
+      <w:r>
+        <w:rPr>
+          <w:b/>
+        </w:rPr>
+        <w:t xml:space="preserve">Website third:</w:t>
+      </w:r>
+      <w:r>
+        <w:t xml:space="preserve"> update the project website, keeping its source in the </w:t>
+      </w:r>
+      <w:r>
+        <w:rPr>
+          <w:rStyle w:val="CodeChar"/>
+        </w:rPr>
+        <w:t xml:space="preserve">website/</w:t>
+      </w:r>
+      <w:r>
+        <w:t xml:space="preserve"> folder of the same local GitHub folder.</w:t>
+      </w:r>
+    </w:p>
+    <w:p>
+      <w:pPr/>
+      <w:r>
+        <w:t xml:space="preserve">A request is not complete until all three steps are done, or a step that could not be done is reported with the reason.</w:t>
+      </w:r>
+    </w:p>
+    <w:p>
+      <w:pPr/>
+      <w:r>
+        <w:rPr>
+          <w:b/>
+        </w:rPr>
         <w:t xml:space="preserve">KPIs for the project</w:t>
       </w:r>
     </w:p>
@@ -3255,10 +3365,10 @@
         <w:pStyle w:val="ListParagraph"/>
         <w:numPr>
           <w:ilvl w:val="0"/>
-          <w:numId w:val="12"/>
-        </w:numPr>
-      </w:pPr>
-      <w:hyperlink r:id="rId4" w:history="1">
+          <w:numId w:val="13"/>
+        </w:numPr>
+      </w:pPr>
+      <w:hyperlink r:id="rId5" w:history="1">
         <w:r>
           <w:rPr>
             <w:rStyle w:val="Hyperlink"/>
@@ -3272,10 +3382,10 @@
         <w:pStyle w:val="ListParagraph"/>
         <w:numPr>
           <w:ilvl w:val="0"/>
-          <w:numId w:val="12"/>
-        </w:numPr>
-      </w:pPr>
-      <w:hyperlink r:id="rId5" w:history="1">
+          <w:numId w:val="13"/>
+        </w:numPr>
+      </w:pPr>
+      <w:hyperlink r:id="rId6" w:history="1">
         <w:r>
           <w:rPr>
             <w:rStyle w:val="Hyperlink"/>
@@ -3289,10 +3399,10 @@
         <w:pStyle w:val="ListParagraph"/>
         <w:numPr>
           <w:ilvl w:val="0"/>
-          <w:numId w:val="12"/>
-        </w:numPr>
-      </w:pPr>
-      <w:hyperlink r:id="rId6" w:history="1">
+          <w:numId w:val="13"/>
+        </w:numPr>
+      </w:pPr>
+      <w:hyperlink r:id="rId7" w:history="1">
         <w:r>
           <w:rPr>
             <w:rStyle w:val="Hyperlink"/>
@@ -3306,10 +3416,10 @@
         <w:pStyle w:val="ListParagraph"/>
         <w:numPr>
           <w:ilvl w:val="0"/>
-          <w:numId w:val="12"/>
-        </w:numPr>
-      </w:pPr>
-      <w:hyperlink r:id="rId7" w:history="1">
+          <w:numId w:val="13"/>
+        </w:numPr>
+      </w:pPr>
+      <w:hyperlink r:id="rId8" w:history="1">
         <w:r>
           <w:rPr>
             <w:rStyle w:val="Hyperlink"/>
@@ -3323,10 +3433,10 @@
         <w:pStyle w:val="ListParagraph"/>
         <w:numPr>
           <w:ilvl w:val="0"/>
-          <w:numId w:val="12"/>
-        </w:numPr>
-      </w:pPr>
-      <w:hyperlink r:id="rId8" w:history="1">
+          <w:numId w:val="13"/>
+        </w:numPr>
+      </w:pPr>
+      <w:hyperlink r:id="rId9" w:history="1">
         <w:r>
           <w:rPr>
             <w:rStyle w:val="Hyperlink"/>
@@ -3340,10 +3450,10 @@
         <w:pStyle w:val="ListParagraph"/>
         <w:numPr>
           <w:ilvl w:val="0"/>
-          <w:numId w:val="12"/>
-        </w:numPr>
-      </w:pPr>
-      <w:hyperlink r:id="rId9" w:history="1">
+          <w:numId w:val="13"/>
+        </w:numPr>
+      </w:pPr>
+      <w:hyperlink r:id="rId10" w:history="1">
         <w:r>
           <w:rPr>
             <w:rStyle w:val="Hyperlink"/>
@@ -3357,10 +3467,10 @@
         <w:pStyle w:val="ListParagraph"/>
         <w:numPr>
           <w:ilvl w:val="0"/>
-          <w:numId w:val="12"/>
-        </w:numPr>
-      </w:pPr>
-      <w:hyperlink r:id="rId10" w:history="1">
+          <w:numId w:val="13"/>
+        </w:numPr>
+      </w:pPr>
+      <w:hyperlink r:id="rId11" w:history="1">
         <w:r>
           <w:rPr>
             <w:rStyle w:val="Hyperlink"/>
@@ -3374,10 +3484,10 @@
         <w:pStyle w:val="ListParagraph"/>
         <w:numPr>
           <w:ilvl w:val="0"/>
-          <w:numId w:val="12"/>
-        </w:numPr>
-      </w:pPr>
-      <w:hyperlink r:id="rId11" w:history="1">
+          <w:numId w:val="13"/>
+        </w:numPr>
+      </w:pPr>
+      <w:hyperlink r:id="rId12" w:history="1">
         <w:r>
           <w:rPr>
             <w:rStyle w:val="Hyperlink"/>
@@ -3391,10 +3501,10 @@
         <w:pStyle w:val="ListParagraph"/>
         <w:numPr>
           <w:ilvl w:val="0"/>
-          <w:numId w:val="12"/>
-        </w:numPr>
-      </w:pPr>
-      <w:hyperlink r:id="rId12" w:history="1">
+          <w:numId w:val="13"/>
+        </w:numPr>
+      </w:pPr>
+      <w:hyperlink r:id="rId13" w:history="1">
         <w:r>
           <w:rPr>
             <w:rStyle w:val="Hyperlink"/>
@@ -3408,10 +3518,10 @@
         <w:pStyle w:val="ListParagraph"/>
         <w:numPr>
           <w:ilvl w:val="0"/>
-          <w:numId w:val="12"/>
-        </w:numPr>
-      </w:pPr>
-      <w:hyperlink r:id="rId13" w:history="1">
+          <w:numId w:val="13"/>
+        </w:numPr>
+      </w:pPr>
+      <w:hyperlink r:id="rId14" w:history="1">
         <w:r>
           <w:rPr>
             <w:rStyle w:val="Hyperlink"/>
@@ -3425,10 +3535,10 @@
         <w:pStyle w:val="ListParagraph"/>
         <w:numPr>
           <w:ilvl w:val="0"/>
-          <w:numId w:val="12"/>
-        </w:numPr>
-      </w:pPr>
-      <w:hyperlink r:id="rId14" w:history="1">
+          <w:numId w:val="13"/>
+        </w:numPr>
+      </w:pPr>
+      <w:hyperlink r:id="rId15" w:history="1">
         <w:r>
           <w:rPr>
             <w:rStyle w:val="Hyperlink"/>
@@ -3442,10 +3552,10 @@
         <w:pStyle w:val="ListParagraph"/>
         <w:numPr>
           <w:ilvl w:val="0"/>
-          <w:numId w:val="12"/>
-        </w:numPr>
-      </w:pPr>
-      <w:hyperlink r:id="rId15" w:history="1">
+          <w:numId w:val="13"/>
+        </w:numPr>
+      </w:pPr>
+      <w:hyperlink r:id="rId16" w:history="1">
         <w:r>
           <w:rPr>
             <w:rStyle w:val="Hyperlink"/>
@@ -3459,10 +3569,10 @@
         <w:pStyle w:val="ListParagraph"/>
         <w:numPr>
           <w:ilvl w:val="0"/>
-          <w:numId w:val="12"/>
-        </w:numPr>
-      </w:pPr>
-      <w:hyperlink r:id="rId16" w:history="1">
+          <w:numId w:val="13"/>
+        </w:numPr>
+      </w:pPr>
+      <w:hyperlink r:id="rId17" w:history="1">
         <w:r>
           <w:rPr>
             <w:rStyle w:val="Hyperlink"/>
@@ -3476,10 +3586,10 @@
         <w:pStyle w:val="ListParagraph"/>
         <w:numPr>
           <w:ilvl w:val="0"/>
-          <w:numId w:val="12"/>
-        </w:numPr>
-      </w:pPr>
-      <w:hyperlink r:id="rId17" w:history="1">
+          <w:numId w:val="13"/>
+        </w:numPr>
+      </w:pPr>
+      <w:hyperlink r:id="rId18" w:history="1">
         <w:r>
           <w:rPr>
             <w:rStyle w:val="Hyperlink"/>
@@ -3493,10 +3603,10 @@
         <w:pStyle w:val="ListParagraph"/>
         <w:numPr>
           <w:ilvl w:val="0"/>
-          <w:numId w:val="12"/>
-        </w:numPr>
-      </w:pPr>
-      <w:hyperlink r:id="rId18" w:history="1">
+          <w:numId w:val="13"/>
+        </w:numPr>
+      </w:pPr>
+      <w:hyperlink r:id="rId19" w:history="1">
         <w:r>
           <w:rPr>
             <w:rStyle w:val="Hyperlink"/>
@@ -3510,10 +3620,10 @@
         <w:pStyle w:val="ListParagraph"/>
         <w:numPr>
           <w:ilvl w:val="0"/>
-          <w:numId w:val="12"/>
-        </w:numPr>
-      </w:pPr>
-      <w:hyperlink r:id="rId19" w:history="1">
+          <w:numId w:val="13"/>
+        </w:numPr>
+      </w:pPr>
+      <w:hyperlink r:id="rId20" w:history="1">
         <w:r>
           <w:rPr>
             <w:rStyle w:val="Hyperlink"/>
@@ -3527,10 +3637,10 @@
         <w:pStyle w:val="ListParagraph"/>
         <w:numPr>
           <w:ilvl w:val="0"/>
-          <w:numId w:val="12"/>
-        </w:numPr>
-      </w:pPr>
-      <w:hyperlink r:id="rId20" w:history="1">
+          <w:numId w:val="13"/>
+        </w:numPr>
+      </w:pPr>
+      <w:hyperlink r:id="rId21" w:history="1">
         <w:r>
           <w:rPr>
             <w:rStyle w:val="Hyperlink"/>
@@ -3544,10 +3654,10 @@
         <w:pStyle w:val="ListParagraph"/>
         <w:numPr>
           <w:ilvl w:val="0"/>
-          <w:numId w:val="12"/>
-        </w:numPr>
-      </w:pPr>
-      <w:hyperlink r:id="rId21" w:history="1">
+          <w:numId w:val="13"/>
+        </w:numPr>
+      </w:pPr>
+      <w:hyperlink r:id="rId22" w:history="1">
         <w:r>
           <w:rPr>
             <w:rStyle w:val="Hyperlink"/>
@@ -3561,10 +3671,10 @@
         <w:pStyle w:val="ListParagraph"/>
         <w:numPr>
           <w:ilvl w:val="0"/>
-          <w:numId w:val="12"/>
-        </w:numPr>
-      </w:pPr>
-      <w:hyperlink r:id="rId22" w:history="1">
+          <w:numId w:val="13"/>
+        </w:numPr>
+      </w:pPr>
+      <w:hyperlink r:id="rId23" w:history="1">
         <w:r>
           <w:rPr>
             <w:rStyle w:val="Hyperlink"/>
@@ -3578,10 +3688,10 @@
         <w:pStyle w:val="ListParagraph"/>
         <w:numPr>
           <w:ilvl w:val="0"/>
-          <w:numId w:val="12"/>
-        </w:numPr>
-      </w:pPr>
-      <w:hyperlink r:id="rId23" w:history="1">
+          <w:numId w:val="13"/>
+        </w:numPr>
+      </w:pPr>
+      <w:hyperlink r:id="rId24" w:history="1">
         <w:r>
           <w:rPr>
             <w:rStyle w:val="Hyperlink"/>
@@ -3595,10 +3705,10 @@
         <w:pStyle w:val="ListParagraph"/>
         <w:numPr>
           <w:ilvl w:val="0"/>
-          <w:numId w:val="12"/>
-        </w:numPr>
-      </w:pPr>
-      <w:hyperlink r:id="rId24" w:history="1">
+          <w:numId w:val="13"/>
+        </w:numPr>
+      </w:pPr>
+      <w:hyperlink r:id="rId25" w:history="1">
         <w:r>
           <w:rPr>
             <w:rStyle w:val="Hyperlink"/>
@@ -3612,10 +3722,10 @@
         <w:pStyle w:val="ListParagraph"/>
         <w:numPr>
           <w:ilvl w:val="0"/>
-          <w:numId w:val="12"/>
-        </w:numPr>
-      </w:pPr>
-      <w:hyperlink r:id="rId25" w:history="1">
+          <w:numId w:val="13"/>
+        </w:numPr>
+      </w:pPr>
+      <w:hyperlink r:id="rId26" w:history="1">
         <w:r>
           <w:rPr>
             <w:rStyle w:val="Hyperlink"/>
@@ -3629,10 +3739,10 @@
         <w:pStyle w:val="ListParagraph"/>
         <w:numPr>
           <w:ilvl w:val="0"/>
-          <w:numId w:val="12"/>
-        </w:numPr>
-      </w:pPr>
-      <w:hyperlink r:id="rId26" w:history="1">
+          <w:numId w:val="13"/>
+        </w:numPr>
+      </w:pPr>
+      <w:hyperlink r:id="rId27" w:history="1">
         <w:r>
           <w:rPr>
             <w:rStyle w:val="Hyperlink"/>
@@ -3646,10 +3756,10 @@
         <w:pStyle w:val="ListParagraph"/>
         <w:numPr>
           <w:ilvl w:val="0"/>
-          <w:numId w:val="12"/>
-        </w:numPr>
-      </w:pPr>
-      <w:hyperlink r:id="rId27" w:history="1">
+          <w:numId w:val="13"/>
+        </w:numPr>
+      </w:pPr>
+      <w:hyperlink r:id="rId28" w:history="1">
         <w:r>
           <w:rPr>
             <w:rStyle w:val="Hyperlink"/>
@@ -3663,10 +3773,10 @@
         <w:pStyle w:val="ListParagraph"/>
         <w:numPr>
           <w:ilvl w:val="0"/>
-          <w:numId w:val="12"/>
-        </w:numPr>
-      </w:pPr>
-      <w:hyperlink r:id="rId28" w:history="1">
+          <w:numId w:val="13"/>
+        </w:numPr>
+      </w:pPr>
+      <w:hyperlink r:id="rId29" w:history="1">
         <w:r>
           <w:rPr>
             <w:rStyle w:val="Hyperlink"/>
@@ -3893,6 +4003,12 @@
     <w:abstractNumId w:val="0"/>
   </w:num>
   <w:num w:numId="12">
+    <w:abstractNumId w:val="1"/>
+    <w:lvlOverride w:ilvl="0">
+      <w:startOverride w:val="1"/>
+    </w:lvlOverride>
+  </w:num>
+  <w:num w:numId="13">
     <w:abstractNumId w:val="0"/>
   </w:num>
 </w:numbering>

--- a/docs/charter/PROJECT_CHARTER_PLAN_ROADMAP.docx
+++ b/docs/charter/PROJECT_CHARTER_PLAN_ROADMAP.docx
@@ -3117,6 +3117,15 @@
         <w:t xml:space="preserve">README.md</w:t>
       </w:r>
       <w:r>
+        <w:t xml:space="preserve">, </w:t>
+      </w:r>
+      <w:r>
+        <w:rPr>
+          <w:rStyle w:val="CodeChar"/>
+        </w:rPr>
+        <w:t xml:space="preserve">CHANGELOG.md</w:t>
+      </w:r>
+      <w:r>
         <w:t xml:space="preserve"> and the checksum manifest.</w:t>
       </w:r>
     </w:p>
@@ -3132,10 +3141,37 @@
         <w:rPr>
           <w:b/>
         </w:rPr>
-        <w:t xml:space="preserve">GitHub second:</w:t>
-      </w:r>
-      <w:r>
-        <w:t xml:space="preserve"> save the same changes to </w:t>
+        <w:t xml:space="preserve">Website section second:</w:t>
+      </w:r>
+      <w:r>
+        <w:t xml:space="preserve"> update the related part of the live page source, </w:t>
+      </w:r>
+      <w:r>
+        <w:rPr>
+          <w:rStyle w:val="CodeChar"/>
+        </w:rPr>
+        <w:t xml:space="preserve">website/project-12.html</w:t>
+      </w:r>
+      <w:r>
+        <w:t xml:space="preserve">, in the same folder.</w:t>
+      </w:r>
+    </w:p>
+    <w:p>
+      <w:pPr>
+        <w:pStyle w:val="ListParagraph"/>
+        <w:numPr>
+          <w:ilvl w:val="0"/>
+          <w:numId w:val="12"/>
+        </w:numPr>
+      </w:pPr>
+      <w:r>
+        <w:rPr>
+          <w:b/>
+        </w:rPr>
+        <w:t xml:space="preserve">GitHub and website, automatic:</w:t>
+      </w:r>
+      <w:r>
+        <w:t xml:space="preserve"> the sponsor commits and pushes the folder to </w:t>
       </w:r>
       <w:hyperlink r:id="rId4" w:history="1">
         <w:r>
@@ -3146,34 +3182,16 @@
         </w:r>
       </w:hyperlink>
       <w:r>
-        <w:t xml:space="preserve">, so the sponsor can clone them.</w:t>
-      </w:r>
-    </w:p>
-    <w:p>
-      <w:pPr>
-        <w:pStyle w:val="ListParagraph"/>
-        <w:numPr>
-          <w:ilvl w:val="0"/>
-          <w:numId w:val="12"/>
-        </w:numPr>
-      </w:pPr>
-      <w:r>
-        <w:rPr>
-          <w:b/>
-        </w:rPr>
-        <w:t xml:space="preserve">Website third:</w:t>
-      </w:r>
-      <w:r>
-        <w:t xml:space="preserve"> update the project website, keeping its source in the </w:t>
+        <w:t xml:space="preserve"> with GitHub Desktop; the workflow </w:t>
       </w:r>
       <w:r>
         <w:rPr>
           <w:rStyle w:val="CodeChar"/>
         </w:rPr>
-        <w:t xml:space="preserve">website/</w:t>
-      </w:r>
-      <w:r>
-        <w:t xml:space="preserve"> folder of the same local GitHub folder.</w:t>
+        <w:t xml:space="preserve">sync-website.yml</w:t>
+      </w:r>
+      <w:r>
+        <w:t xml:space="preserve"> then publishes the page to hamidf2024.github.io/stocks-investment/project-12.html.</w:t>
       </w:r>
     </w:p>
     <w:p>
